--- a/Base Application.Source/Manufacturing/Reports/CapacityTaskList.docx
+++ b/Base Application.Source/Manufacturing/Reports/CapacityTaskList.docx
@@ -1212,7 +1212,7 @@
                     <w:placeholder>
                       <w:docPart w:val="A595F4014D764A90933DED0CB685911E"/>
                     </w:placeholder>
-                    <w15:dataBinding w:prefixMappings="xmlns:ns0='urn:microsoft-dynamics-nav/reports/CapacityTaskList/50012/' " w:xpath="/ns0:NavWordReportXmlPart[1]/ns0:Prod_Order_Routing_Line_Group[1]/ns0:Type[1]" w:storeItemID="{F7620D69-F738-4EA8-8EAF-388C0D8DB26E}" w16sdtdh:storeItemChecksum="CqcSEQ=="/>
+                    <w15:dataBinding w:prefixMappings="xmlns:ns0='urn:microsoft-dynamics-nav/reports/Capacity_Task_List/99000780/'" w:xpath="/ns0:NavWordReportXmlPart[1]/ns0:Prod_Order_Routing_Line_Group[1]/ns0:Type[1]" w:storeItemID="{F7620D69-F738-4EA8-8EAF-388C0D8DB26E}" w16sdtdh:storeItemChecksum="CqcSEQ=="/>
                   </w:sdtPr>
                   <w:sdtContent>
                     <w:tc>
@@ -1262,7 +1262,7 @@
                     <w:placeholder>
                       <w:docPart w:val="DefaultPlaceholder_-1854013440"/>
                     </w:placeholder>
-                    <w15:dataBinding w:prefixMappings="xmlns:ns0='urn:microsoft-dynamics-nav/reports/CapacityTaskList/50012/' " w:xpath="/ns0:NavWordReportXmlPart[1]/ns0:Prod_Order_Routing_Line_Group[1]/ns0:No[1]" w:storeItemID="{F7620D69-F738-4EA8-8EAF-388C0D8DB26E}" w16sdtdh:storeItemChecksum="CqcSEQ=="/>
+                    <w15:dataBinding w:prefixMappings="xmlns:ns0='urn:microsoft-dynamics-nav/reports/Capacity_Task_List/99000780/'" w:xpath="/ns0:NavWordReportXmlPart[1]/ns0:Prod_Order_Routing_Line_Group[1]/ns0:No[1]" w:storeItemID="{F7620D69-F738-4EA8-8EAF-388C0D8DB26E}" w16sdtdh:storeItemChecksum="CqcSEQ=="/>
                   </w:sdtPr>
                   <w:sdtContent>
                     <w:tc>
@@ -1327,7 +1327,7 @@
                         <w:placeholder>
                           <w:docPart w:val="DefaultPlaceholder_-1854013440"/>
                         </w:placeholder>
-                        <w15:dataBinding w:prefixMappings="xmlns:ns0='urn:microsoft-dynamics-nav/reports/CapacityTaskList/50012/' " w:xpath="/ns0:NavWordReportXmlPart[1]/ns0:Prod_Order_Routing_Line_Group[1]/ns0:Prod_Order_Routing_Line[1]/ns0:CapacityName[1]" w:storeItemID="{F7620D69-F738-4EA8-8EAF-388C0D8DB26E}" w16sdtdh:storeItemChecksum="CqcSEQ=="/>
+                        <w15:dataBinding w:prefixMappings="xmlns:ns0='urn:microsoft-dynamics-nav/reports/Capacity_Task_List/99000780/'" w:xpath="/ns0:NavWordReportXmlPart[1]/ns0:Prod_Order_Routing_Line_Group[1]/ns0:Prod_Order_Routing_Line[1]/ns0:CapacityName[1]" w:storeItemID="{F7620D69-F738-4EA8-8EAF-388C0D8DB26E}" w16sdtdh:storeItemChecksum="CqcSEQ=="/>
                       </w:sdtPr>
                       <w:sdtContent>
                         <w:proofErr w:type="spellStart"/>
@@ -1402,7 +1402,7 @@
                             <w:placeholder>
                               <w:docPart w:val="3FE1B979AABB455BAD8DF711218051EA"/>
                             </w:placeholder>
-                            <w15:dataBinding w:prefixMappings="xmlns:ns0='urn:microsoft-dynamics-nav/reports/CapacityTaskList/50012/' " w:xpath="/ns0:NavWordReportXmlPart[1]/ns0:Prod_Order_Routing_Line[1]/ns0:PONo_ProdOrderRtngLine[1]" w:storeItemID="{F7620D69-F738-4EA8-8EAF-388C0D8DB26E}"/>
+                            <w15:dataBinding w:prefixMappings="xmlns:ns0='urn:microsoft-dynamics-nav/reports/Capacity_Task_List/99000780/'" w:xpath="/ns0:NavWordReportXmlPart[1]/ns0:Prod_Order_Routing_Line[1]/ns0:PONo_ProdOrderRtngLine[1]" w:storeItemID="{F7620D69-F738-4EA8-8EAF-388C0D8DB26E}"/>
                           </w:sdtPr>
                           <w:sdtContent>
                             <w:tc>
@@ -1448,7 +1448,7 @@
                             <w:placeholder>
                               <w:docPart w:val="3FE1B979AABB455BAD8DF711218051EA"/>
                             </w:placeholder>
-                            <w15:dataBinding w:prefixMappings="xmlns:ns0='urn:microsoft-dynamics-nav/reports/CapacityTaskList/50012/' " w:xpath="/ns0:NavWordReportXmlPart[1]/ns0:Prod_Order_Routing_Line[1]/ns0:RtngNo_ProdOrderRtngLine[1]" w:storeItemID="{F7620D69-F738-4EA8-8EAF-388C0D8DB26E}"/>
+                            <w15:dataBinding w:prefixMappings="xmlns:ns0='urn:microsoft-dynamics-nav/reports/Capacity_Task_List/99000780/'" w:xpath="/ns0:NavWordReportXmlPart[1]/ns0:Prod_Order_Routing_Line[1]/ns0:RtngNo_ProdOrderRtngLine[1]" w:storeItemID="{F7620D69-F738-4EA8-8EAF-388C0D8DB26E}"/>
                           </w:sdtPr>
                           <w:sdtContent>
                             <w:tc>
@@ -1491,7 +1491,7 @@
                             <w:placeholder>
                               <w:docPart w:val="3FE1B979AABB455BAD8DF711218051EA"/>
                             </w:placeholder>
-                            <w15:dataBinding w:prefixMappings="xmlns:ns0='urn:microsoft-dynamics-nav/reports/CapacityTaskList/50012/' " w:xpath="/ns0:NavWordReportXmlPart[1]/ns0:Prod_Order_Routing_Line[1]/ns0:OPNo_ProdOrderRtngLine[1]" w:storeItemID="{F7620D69-F738-4EA8-8EAF-388C0D8DB26E}"/>
+                            <w15:dataBinding w:prefixMappings="xmlns:ns0='urn:microsoft-dynamics-nav/reports/Capacity_Task_List/99000780/'" w:xpath="/ns0:NavWordReportXmlPart[1]/ns0:Prod_Order_Routing_Line[1]/ns0:OPNo_ProdOrderRtngLine[1]" w:storeItemID="{F7620D69-F738-4EA8-8EAF-388C0D8DB26E}"/>
                           </w:sdtPr>
                           <w:sdtContent>
                             <w:tc>
@@ -1534,7 +1534,7 @@
                             <w:placeholder>
                               <w:docPart w:val="EFD86A77558C4E1EAEC02E20CF625581"/>
                             </w:placeholder>
-                            <w15:dataBinding w:prefixMappings="xmlns:ns0='urn:microsoft-dynamics-nav/reports/CapacityTaskList/50012/' " w:xpath="/ns0:NavWordReportXmlPart[1]/ns0:Prod_Order_Routing_Line_Group[1]/ns0:Prod_Order_Routing_Line[1]/ns0:Prod_Order_Line[1]/ns0:ItemNo[1]" w:storeItemID="{F7620D69-F738-4EA8-8EAF-388C0D8DB26E}" w16sdtdh:storeItemChecksum="CqcSEQ=="/>
+                            <w15:dataBinding w:prefixMappings="xmlns:ns0='urn:microsoft-dynamics-nav/reports/Capacity_Task_List/99000780/'" w:xpath="/ns0:NavWordReportXmlPart[1]/ns0:Prod_Order_Routing_Line_Group[1]/ns0:Prod_Order_Routing_Line[1]/ns0:Prod_Order_Line[1]/ns0:ItemNo[1]" w:storeItemID="{F7620D69-F738-4EA8-8EAF-388C0D8DB26E}" w16sdtdh:storeItemChecksum="CqcSEQ=="/>
                           </w:sdtPr>
                           <w:sdtContent>
                             <w:tc>
@@ -1577,7 +1577,7 @@
                             <w:placeholder>
                               <w:docPart w:val="EFD86A77558C4E1EAEC02E20CF625581"/>
                             </w:placeholder>
-                            <w15:dataBinding w:prefixMappings="xmlns:ns0='urn:microsoft-dynamics-nav/reports/CapacityTaskList/50012/' " w:xpath="/ns0:NavWordReportXmlPart[1]/ns0:Prod_Order_Routing_Line_Group[1]/ns0:Prod_Order_Routing_Line[1]/ns0:Prod_Order_Line[1]/ns0:Description[1]" w:storeItemID="{F7620D69-F738-4EA8-8EAF-388C0D8DB26E}" w16sdtdh:storeItemChecksum="CqcSEQ=="/>
+                            <w15:dataBinding w:prefixMappings="xmlns:ns0='urn:microsoft-dynamics-nav/reports/Capacity_Task_List/99000780/'" w:xpath="/ns0:NavWordReportXmlPart[1]/ns0:Prod_Order_Routing_Line_Group[1]/ns0:Prod_Order_Routing_Line[1]/ns0:Prod_Order_Line[1]/ns0:Description[1]" w:storeItemID="{F7620D69-F738-4EA8-8EAF-388C0D8DB26E}" w16sdtdh:storeItemChecksum="CqcSEQ=="/>
                           </w:sdtPr>
                           <w:sdtContent>
                             <w:tc>
@@ -1618,7 +1618,7 @@
                             <w:placeholder>
                               <w:docPart w:val="3FE1B979AABB455BAD8DF711218051EA"/>
                             </w:placeholder>
-                            <w15:dataBinding w:prefixMappings="xmlns:ns0='urn:microsoft-dynamics-nav/reports/CapacityTaskList/50012/' " w:xpath="/ns0:NavWordReportXmlPart[1]/ns0:Prod_Order_Routing_Line[1]/ns0:Desc_ProdOrderRtngLine[1]" w:storeItemID="{F7620D69-F738-4EA8-8EAF-388C0D8DB26E}"/>
+                            <w15:dataBinding w:prefixMappings="xmlns:ns0='urn:microsoft-dynamics-nav/reports/Capacity_Task_List/99000780/'" w:xpath="/ns0:NavWordReportXmlPart[1]/ns0:Prod_Order_Routing_Line[1]/ns0:Desc_ProdOrderRtngLine[1]" w:storeItemID="{F7620D69-F738-4EA8-8EAF-388C0D8DB26E}"/>
                           </w:sdtPr>
                           <w:sdtContent>
                             <w:tc>
@@ -1661,7 +1661,7 @@
                             <w:placeholder>
                               <w:docPart w:val="3FE1B979AABB455BAD8DF711218051EA"/>
                             </w:placeholder>
-                            <w15:dataBinding w:prefixMappings="xmlns:ns0='urn:microsoft-dynamics-nav/reports/CapacityTaskList/50012/' " w:xpath="/ns0:NavWordReportXmlPart[1]/ns0:Prod_Order_Routing_Line[1]/ns0:InptQty_ProdOrderRtngLine[1]" w:storeItemID="{F7620D69-F738-4EA8-8EAF-388C0D8DB26E}"/>
+                            <w15:dataBinding w:prefixMappings="xmlns:ns0='urn:microsoft-dynamics-nav/reports/Capacity_Task_List/99000780/'" w:xpath="/ns0:NavWordReportXmlPart[1]/ns0:Prod_Order_Routing_Line[1]/ns0:InptQty_ProdOrderRtngLine[1]" w:storeItemID="{F7620D69-F738-4EA8-8EAF-388C0D8DB26E}"/>
                           </w:sdtPr>
                           <w:sdtContent>
                             <w:tc>
@@ -1704,7 +1704,7 @@
                             <w:placeholder>
                               <w:docPart w:val="3FE1B979AABB455BAD8DF711218051EA"/>
                             </w:placeholder>
-                            <w15:dataBinding w:prefixMappings="xmlns:ns0='urn:microsoft-dynamics-nav/reports/CapacityTaskList/50012/' " w:xpath="/ns0:NavWordReportXmlPart[1]/ns0:Prod_Order_Routing_Line[1]/ns0:StrtTm_ProdOrderRtngLine[1]" w:storeItemID="{F7620D69-F738-4EA8-8EAF-388C0D8DB26E}"/>
+                            <w15:dataBinding w:prefixMappings="xmlns:ns0='urn:microsoft-dynamics-nav/reports/Capacity_Task_List/99000780/'" w:xpath="/ns0:NavWordReportXmlPart[1]/ns0:Prod_Order_Routing_Line[1]/ns0:StrtTm_ProdOrderRtngLine[1]" w:storeItemID="{F7620D69-F738-4EA8-8EAF-388C0D8DB26E}"/>
                           </w:sdtPr>
                           <w:sdtContent>
                             <w:tc>
@@ -1747,7 +1747,7 @@
                             <w:placeholder>
                               <w:docPart w:val="3FE1B979AABB455BAD8DF711218051EA"/>
                             </w:placeholder>
-                            <w15:dataBinding w:prefixMappings="xmlns:ns0='urn:microsoft-dynamics-nav/reports/CapacityTaskList/50012/' " w:xpath="/ns0:NavWordReportXmlPart[1]/ns0:Prod_Order_Routing_Line[1]/ns0:StrtDt_ProdOrderRtngLine[1]" w:storeItemID="{F7620D69-F738-4EA8-8EAF-388C0D8DB26E}"/>
+                            <w15:dataBinding w:prefixMappings="xmlns:ns0='urn:microsoft-dynamics-nav/reports/Capacity_Task_List/99000780/'" w:xpath="/ns0:NavWordReportXmlPart[1]/ns0:Prod_Order_Routing_Line[1]/ns0:StrtDt_ProdOrderRtngLine[1]" w:storeItemID="{F7620D69-F738-4EA8-8EAF-388C0D8DB26E}"/>
                           </w:sdtPr>
                           <w:sdtContent>
                             <w:tc>
@@ -1790,7 +1790,7 @@
                             <w:placeholder>
                               <w:docPart w:val="3FE1B979AABB455BAD8DF711218051EA"/>
                             </w:placeholder>
-                            <w15:dataBinding w:prefixMappings="xmlns:ns0='urn:microsoft-dynamics-nav/reports/CapacityTaskList/50012/' " w:xpath="/ns0:NavWordReportXmlPart[1]/ns0:Prod_Order_Routing_Line[1]/ns0:EndTime_ProdOrderRtngLine[1]" w:storeItemID="{F7620D69-F738-4EA8-8EAF-388C0D8DB26E}"/>
+                            <w15:dataBinding w:prefixMappings="xmlns:ns0='urn:microsoft-dynamics-nav/reports/Capacity_Task_List/99000780/'" w:xpath="/ns0:NavWordReportXmlPart[1]/ns0:Prod_Order_Routing_Line[1]/ns0:EndTime_ProdOrderRtngLine[1]" w:storeItemID="{F7620D69-F738-4EA8-8EAF-388C0D8DB26E}"/>
                           </w:sdtPr>
                           <w:sdtContent>
                             <w:tc>
@@ -1833,7 +1833,7 @@
                             <w:placeholder>
                               <w:docPart w:val="3FE1B979AABB455BAD8DF711218051EA"/>
                             </w:placeholder>
-                            <w15:dataBinding w:prefixMappings="xmlns:ns0='urn:microsoft-dynamics-nav/reports/CapacityTaskList/50012/' " w:xpath="/ns0:NavWordReportXmlPart[1]/ns0:Prod_Order_Routing_Line[1]/ns0:EndDate_ProdOrderRtngLine[1]" w:storeItemID="{F7620D69-F738-4EA8-8EAF-388C0D8DB26E}"/>
+                            <w15:dataBinding w:prefixMappings="xmlns:ns0='urn:microsoft-dynamics-nav/reports/Capacity_Task_List/99000780/'" w:xpath="/ns0:NavWordReportXmlPart[1]/ns0:Prod_Order_Routing_Line[1]/ns0:EndDate_ProdOrderRtngLine[1]" w:storeItemID="{F7620D69-F738-4EA8-8EAF-388C0D8DB26E}"/>
                           </w:sdtPr>
                           <w:sdtContent>
                             <w:tc>
@@ -1876,7 +1876,7 @@
                             <w:placeholder>
                               <w:docPart w:val="6D66368F7BB5404498A156285CFDD685"/>
                             </w:placeholder>
-                            <w15:dataBinding w:prefixMappings="xmlns:ns0='urn:microsoft-dynamics-nav/reports/CapacityTaskList/50012/' " w:xpath="/ns0:NavWordReportXmlPart[1]/ns0:Prod_Order_Routing_Line_Group[1]/ns0:Prod_Order_Routing_Line[1]/ns0:ExpectedCapacityNeed[1]" w:storeItemID="{F7620D69-F738-4EA8-8EAF-388C0D8DB26E}" w16sdtdh:storeItemChecksum="CqcSEQ=="/>
+                            <w15:dataBinding w:prefixMappings="xmlns:ns0='urn:microsoft-dynamics-nav/reports/Capacity_Task_List/99000780/'" w:xpath="/ns0:NavWordReportXmlPart[1]/ns0:Prod_Order_Routing_Line_Group[1]/ns0:Prod_Order_Routing_Line[1]/ns0:ExpectedCapacityNeed[1]" w:storeItemID="{F7620D69-F738-4EA8-8EAF-388C0D8DB26E}" w16sdtdh:storeItemChecksum="CqcSEQ=="/>
                           </w:sdtPr>
                           <w:sdtContent>
                             <w:tc>
@@ -1920,7 +1920,7 @@
                             <w:placeholder>
                               <w:docPart w:val="DefaultPlaceholder_-1854013440"/>
                             </w:placeholder>
-                            <w15:dataBinding w:prefixMappings="xmlns:ns0='urn:microsoft-dynamics-nav/reports/CapacityTaskList/50012/' " w:xpath="/ns0:NavWordReportXmlPart[1]/ns0:Prod_Order_Routing_Line_Group[1]/ns0:Prod_Order_Routing_Line[1]/ns0:UnitofMeasureCode[1]" w:storeItemID="{F7620D69-F738-4EA8-8EAF-388C0D8DB26E}" w16sdtdh:storeItemChecksum="CqcSEQ=="/>
+                            <w15:dataBinding w:prefixMappings="xmlns:ns0='urn:microsoft-dynamics-nav/reports/Capacity_Task_List/99000780/'" w:xpath="/ns0:NavWordReportXmlPart[1]/ns0:Prod_Order_Routing_Line_Group[1]/ns0:Prod_Order_Routing_Line[1]/ns0:UnitofMeasureCode[1]" w:storeItemID="{F7620D69-F738-4EA8-8EAF-388C0D8DB26E}" w16sdtdh:storeItemChecksum="CqcSEQ=="/>
                           </w:sdtPr>
                           <w:sdtContent>
                             <w:tc>
